--- a/job-search/resumes/34_Freddie_Mac_Single_Family_Business_Analyst.docx
+++ b/job-search/resumes/34_Freddie_Mac_Single_Family_Business_Analyst.docx
@@ -56,7 +56,7 @@
     </w:p>
     <w:p>
       <w:pPr>
-        <w:spacing w:after="60" w:before="160" w:line="240" w:lineRule="auto"/>
+        <w:spacing w:after="60" w:before="140" w:line="240" w:lineRule="auto"/>
         <w:pBdr>
           <w:bottom w:val="single" w:sz="6" w:space="2" w:color="BFBFBF"/>
         </w:pBdr>
@@ -84,12 +84,12 @@
           <w:i w:val="0"/>
           <w:sz w:val="20"/>
         </w:rPr>
-        <w:t>Data analyst with 6+ years turning complex, high-volume enterprise datasets into decisions, owning the work end to end from extraction and modelling through dashboards and executive reporting. Advanced SQL and Python, Power BI and Tableau, with a track record of dashboards that cut reporting time and KPI frameworks leadership actually uses. Writes user stories and acceptance criteria, authors test cases, partners with QA through defect triage, and drives UAT and business acceptance to formal sign-off. Hands-on with data quality controls, lineage, stewardship and ERP master data, including a full SAP migration delivered at 100% data integrity. M.S. Information Systems; B.E. Industrial Engineering.</w:t>
+        <w:t>Business analyst with 6+ years acting as the bridge between business partners and technical teams, translating business need into requirements that hold through design, build, testing and release. Writes user stories and acceptance criteria, authors test cases, partners with QA through defect triage, and drives UAT and business acceptance to formal sign-off. Python and SQL pipelines released through CI/CD practices, plus Informatica ETL standards that keep data flows consistent and auditable. Delivered a full SAP migration at 100% data integrity with a 40% drop in data entry errors, under documented quality controls and auditable, lineage-traceable data flows.</w:t>
       </w:r>
     </w:p>
     <w:p>
       <w:pPr>
-        <w:spacing w:after="60" w:before="160" w:line="240" w:lineRule="auto"/>
+        <w:spacing w:after="60" w:before="140" w:line="240" w:lineRule="auto"/>
         <w:pBdr>
           <w:bottom w:val="single" w:sz="6" w:space="2" w:color="BFBFBF"/>
         </w:pBdr>
@@ -117,12 +117,12 @@
           <w:i w:val="0"/>
           <w:sz w:val="19"/>
         </w:rPr>
-        <w:t>Requirements Elicitation &amp; Documentation  ·  User Stories &amp; Acceptance Criteria  ·  UAT &amp; Business Acceptance Testing  ·  Test Case Authoring &amp; QA Partnership  ·  Current/Future-State Process Analysis  ·  Requirements Traceability  ·  SQL &amp; Python Analysis  ·  Power BI &amp; Tableau Dashboards  ·  KPI Design &amp; Executive Reporting  ·  Ad-hoc &amp; Self-Service Reporting  ·  Data Governance &amp; Quality Controls  ·  Master Data, Metadata &amp; Lineage</w:t>
+        <w:t>business requirements gathering  ·  process &amp; reporting automation  ·  regulatory &amp; compliance reporting  ·  SAFe  ·  PowerPoint &amp; executive presentation  ·  mentoring &amp; knowledge transfer  ·  statistical analysis  ·  SQL &amp; Python analysis  ·  KPI design &amp; executive reporting  ·  ETL &amp; data pipeline development  ·  cross-functional collaboration  ·  stakeholder communication</w:t>
       </w:r>
     </w:p>
     <w:p>
       <w:pPr>
-        <w:spacing w:after="60" w:before="160" w:line="240" w:lineRule="auto"/>
+        <w:spacing w:after="60" w:before="140" w:line="240" w:lineRule="auto"/>
         <w:pBdr>
           <w:bottom w:val="single" w:sz="6" w:space="2" w:color="BFBFBF"/>
         </w:pBdr>
@@ -149,14 +149,114 @@
           <w:b/>
           <w:sz w:val="20"/>
         </w:rPr>
-        <w:t xml:space="preserve">Analytics &amp; Querying: </w:t>
+        <w:t xml:space="preserve">Delivery &amp; Tools: </w:t>
       </w:r>
       <w:r>
         <w:rPr>
           <w:rFonts w:ascii="Calibri" w:hAnsi="Calibri"/>
           <w:sz w:val="20"/>
         </w:rPr>
-        <w:t>SQL (advanced), Python (Pandas, NumPy, Scikit-learn), Excel (advanced), SAS, VBA, PowerShell</w:t>
+        <w:t>SAFe, PowerPoint &amp; executive presentation, mentoring &amp; knowledge transfer, Agile/Scrum, Waterfall, JIRA, Confluence, stakeholder management</w:t>
+      </w:r>
+    </w:p>
+    <w:p>
+      <w:pPr>
+        <w:spacing w:after="20" w:before="0" w:line="240" w:lineRule="auto"/>
+      </w:pPr>
+      <w:r>
+        <w:rPr>
+          <w:rFonts w:ascii="Calibri" w:hAnsi="Calibri"/>
+          <w:b/>
+          <w:sz w:val="20"/>
+        </w:rPr>
+        <w:t xml:space="preserve">Business Analysis: </w:t>
+      </w:r>
+      <w:r>
+        <w:rPr>
+          <w:rFonts w:ascii="Calibri" w:hAnsi="Calibri"/>
+          <w:sz w:val="20"/>
+        </w:rPr>
+        <w:t>business requirements gathering</w:t>
+      </w:r>
+    </w:p>
+    <w:p>
+      <w:pPr>
+        <w:spacing w:after="20" w:before="0" w:line="240" w:lineRule="auto"/>
+      </w:pPr>
+      <w:r>
+        <w:rPr>
+          <w:rFonts w:ascii="Calibri" w:hAnsi="Calibri"/>
+          <w:b/>
+          <w:sz w:val="20"/>
+        </w:rPr>
+        <w:t xml:space="preserve">Data Engineering: </w:t>
+      </w:r>
+      <w:r>
+        <w:rPr>
+          <w:rFonts w:ascii="Calibri" w:hAnsi="Calibri"/>
+          <w:sz w:val="20"/>
+        </w:rPr>
+        <w:t>process &amp; reporting automation, ETL pipeline development, Informatica, data modeling, system &amp; data integration</w:t>
+      </w:r>
+    </w:p>
+    <w:p>
+      <w:pPr>
+        <w:spacing w:after="20" w:before="0" w:line="240" w:lineRule="auto"/>
+      </w:pPr>
+      <w:r>
+        <w:rPr>
+          <w:rFonts w:ascii="Calibri" w:hAnsi="Calibri"/>
+          <w:b/>
+          <w:sz w:val="20"/>
+        </w:rPr>
+        <w:t xml:space="preserve">Data Governance: </w:t>
+      </w:r>
+      <w:r>
+        <w:rPr>
+          <w:rFonts w:ascii="Calibri" w:hAnsi="Calibri"/>
+          <w:sz w:val="20"/>
+        </w:rPr>
+        <w:t>regulatory &amp; compliance reporting</w:t>
+      </w:r>
+    </w:p>
+    <w:p>
+      <w:pPr>
+        <w:spacing w:after="20" w:before="0" w:line="240" w:lineRule="auto"/>
+      </w:pPr>
+      <w:r>
+        <w:rPr>
+          <w:rFonts w:ascii="Calibri" w:hAnsi="Calibri"/>
+          <w:b/>
+          <w:sz w:val="20"/>
+        </w:rPr>
+        <w:t xml:space="preserve">Analytics &amp; Modeling: </w:t>
+      </w:r>
+      <w:r>
+        <w:rPr>
+          <w:rFonts w:ascii="Calibri" w:hAnsi="Calibri"/>
+          <w:sz w:val="20"/>
+        </w:rPr>
+        <w:t>statistical analysis, forecasting, root cause analysis</w:t>
+      </w:r>
+    </w:p>
+    <w:p>
+      <w:pPr>
+        <w:spacing w:after="20" w:before="0" w:line="240" w:lineRule="auto"/>
+      </w:pPr>
+      <w:r>
+        <w:rPr>
+          <w:rFonts w:ascii="Calibri" w:hAnsi="Calibri"/>
+          <w:b/>
+          <w:sz w:val="20"/>
+        </w:rPr>
+        <w:t xml:space="preserve">Languages &amp; Querying: </w:t>
+      </w:r>
+      <w:r>
+        <w:rPr>
+          <w:rFonts w:ascii="Calibri" w:hAnsi="Calibri"/>
+          <w:sz w:val="20"/>
+        </w:rPr>
+        <w:t>SQL (advanced), Python (Pandas, NumPy, Scikit-learn), Excel (advanced), VBA</w:t>
       </w:r>
     </w:p>
     <w:p>
@@ -176,92 +276,12 @@
           <w:rFonts w:ascii="Calibri" w:hAnsi="Calibri"/>
           <w:sz w:val="20"/>
         </w:rPr>
-        <w:t>Power BI (DAX, Power Query), Tableau, SSRS, executive dashboards, KPI scorecards</w:t>
+        <w:t>Power BI (DAX, Power Query), Tableau, SSRS, dashboards, KPI design &amp; monitoring</w:t>
       </w:r>
     </w:p>
     <w:p>
       <w:pPr>
-        <w:spacing w:after="20" w:before="0" w:line="240" w:lineRule="auto"/>
-      </w:pPr>
-      <w:r>
-        <w:rPr>
-          <w:rFonts w:ascii="Calibri" w:hAnsi="Calibri"/>
-          <w:b/>
-          <w:sz w:val="20"/>
-        </w:rPr>
-        <w:t xml:space="preserve">Data Engineering: </w:t>
-      </w:r>
-      <w:r>
-        <w:rPr>
-          <w:rFonts w:ascii="Calibri" w:hAnsi="Calibri"/>
-          <w:sz w:val="20"/>
-        </w:rPr>
-        <w:t>ETL pipeline development, Informatica, large-dataset cleaning &amp; processing, data modeling, database design, system integration</w:t>
-      </w:r>
-    </w:p>
-    <w:p>
-      <w:pPr>
-        <w:spacing w:after="20" w:before="0" w:line="240" w:lineRule="auto"/>
-      </w:pPr>
-      <w:r>
-        <w:rPr>
-          <w:rFonts w:ascii="Calibri" w:hAnsi="Calibri"/>
-          <w:b/>
-          <w:sz w:val="20"/>
-        </w:rPr>
-        <w:t xml:space="preserve">Modeling &amp; Planning: </w:t>
-      </w:r>
-      <w:r>
-        <w:rPr>
-          <w:rFonts w:ascii="Calibri" w:hAnsi="Calibri"/>
-          <w:sz w:val="20"/>
-        </w:rPr>
-        <w:t>Forecasting, demand planning, regression, statistical analysis, capacity modeling, NLP</w:t>
-      </w:r>
-    </w:p>
-    <w:p>
-      <w:pPr>
-        <w:spacing w:after="20" w:before="0" w:line="240" w:lineRule="auto"/>
-      </w:pPr>
-      <w:r>
-        <w:rPr>
-          <w:rFonts w:ascii="Calibri" w:hAnsi="Calibri"/>
-          <w:b/>
-          <w:sz w:val="20"/>
-        </w:rPr>
-        <w:t xml:space="preserve">Business Analysis: </w:t>
-      </w:r>
-      <w:r>
-        <w:rPr>
-          <w:rFonts w:ascii="Calibri" w:hAnsi="Calibri"/>
-          <w:sz w:val="20"/>
-        </w:rPr>
-        <w:t>Requirements elicitation, functional &amp; non-functional specs, user stories, acceptance criteria, process flows (Visio), current/future-state and gap analysis</w:t>
-      </w:r>
-    </w:p>
-    <w:p>
-      <w:pPr>
-        <w:spacing w:after="20" w:before="0" w:line="240" w:lineRule="auto"/>
-      </w:pPr>
-      <w:r>
-        <w:rPr>
-          <w:rFonts w:ascii="Calibri" w:hAnsi="Calibri"/>
-          <w:b/>
-          <w:sz w:val="20"/>
-        </w:rPr>
-        <w:t xml:space="preserve">Testing &amp; Quality: </w:t>
-      </w:r>
-      <w:r>
-        <w:rPr>
-          <w:rFonts w:ascii="Calibri" w:hAnsi="Calibri"/>
-          <w:sz w:val="20"/>
-        </w:rPr>
-        <w:t>Test scenarios &amp; test cases, test data preparation, QA partnership, defect triage, UAT and business acceptance</w:t>
-      </w:r>
-    </w:p>
-    <w:p>
-      <w:pPr>
-        <w:spacing w:after="60" w:before="160" w:line="240" w:lineRule="auto"/>
+        <w:spacing w:after="60" w:before="140" w:line="240" w:lineRule="auto"/>
         <w:pBdr>
           <w:bottom w:val="single" w:sz="6" w:space="2" w:color="BFBFBF"/>
         </w:pBdr>
@@ -317,6 +337,62 @@
           <w:rFonts w:ascii="Calibri" w:hAnsi="Calibri"/>
           <w:sz w:val="20"/>
         </w:rPr>
+        <w:t>Elicit business, functional and non-functional requirements from non-technical stakeholders and translate them into documented specifications, user stories and acceptance criteria.</w:t>
+      </w:r>
+    </w:p>
+    <w:p>
+      <w:pPr>
+        <w:pStyle w:val="ListBullet"/>
+        <w:spacing w:after="40" w:before="0" w:line="240" w:lineRule="auto"/>
+        <w:ind w:left="259" w:hanging="187"/>
+      </w:pPr>
+      <w:r>
+        <w:rPr>
+          <w:rFonts w:ascii="Calibri" w:hAnsi="Calibri"/>
+          <w:sz w:val="20"/>
+        </w:rPr>
+        <w:t>Author test scenarios and detailed test cases aligned to documented requirements, partner with QA through execution and defect triage, and support business acceptance sign-off.</w:t>
+      </w:r>
+    </w:p>
+    <w:p>
+      <w:pPr>
+        <w:pStyle w:val="ListBullet"/>
+        <w:spacing w:after="40" w:before="0" w:line="240" w:lineRule="auto"/>
+        <w:ind w:left="259" w:hanging="187"/>
+      </w:pPr>
+      <w:r>
+        <w:rPr>
+          <w:rFonts w:ascii="Calibri" w:hAnsi="Calibri"/>
+          <w:sz w:val="20"/>
+        </w:rPr>
+        <w:t>Maintain requirements traceability and version control across delivery cycles, keeping changes auditable from initial request through release.</w:t>
+      </w:r>
+    </w:p>
+    <w:p>
+      <w:pPr>
+        <w:pStyle w:val="ListBullet"/>
+        <w:spacing w:after="40" w:before="0" w:line="240" w:lineRule="auto"/>
+        <w:ind w:left="259" w:hanging="187"/>
+      </w:pPr>
+      <w:r>
+        <w:rPr>
+          <w:rFonts w:ascii="Calibri" w:hAnsi="Calibri"/>
+          <w:sz w:val="20"/>
+        </w:rPr>
+        <w:t>Analyze current- and future-state business processes to identify gaps, dependencies and improvement opportunities ahead of build.</w:t>
+      </w:r>
+    </w:p>
+    <w:p>
+      <w:pPr>
+        <w:pStyle w:val="ListBullet"/>
+        <w:spacing w:after="40" w:before="0" w:line="240" w:lineRule="auto"/>
+        <w:ind w:left="259" w:hanging="187"/>
+      </w:pPr>
+      <w:r>
+        <w:rPr>
+          <w:rFonts w:ascii="Calibri" w:hAnsi="Calibri"/>
+          <w:sz w:val="20"/>
+        </w:rPr>
         <w:t>Serve as an expert resource to report consumers and mentor junior analysts on analytical methods, documentation standards and stakeholder communication.</w:t>
       </w:r>
     </w:p>
@@ -359,63 +435,7 @@
           <w:rFonts w:ascii="Calibri" w:hAnsi="Calibri"/>
           <w:sz w:val="20"/>
         </w:rPr>
-        <w:t>Execute SQL against backend databases for extraction, validation and reconciliation, confirming delivered data matches documented requirements before release.</w:t>
-      </w:r>
-    </w:p>
-    <w:p>
-      <w:pPr>
-        <w:pStyle w:val="ListBullet"/>
-        <w:spacing w:after="40" w:before="0" w:line="240" w:lineRule="auto"/>
-        <w:ind w:left="259" w:hanging="187"/>
-      </w:pPr>
-      <w:r>
-        <w:rPr>
-          <w:rFonts w:ascii="Calibri" w:hAnsi="Calibri"/>
-          <w:sz w:val="20"/>
-        </w:rPr>
-        <w:t>Engineered and deployed interactive Power BI dashboards integrating disparate enterprise data sources, cutting reporting time 30% and generating $20,000 in annual savings.</w:t>
-      </w:r>
-    </w:p>
-    <w:p>
-      <w:pPr>
-        <w:pStyle w:val="ListBullet"/>
-        <w:spacing w:after="40" w:before="0" w:line="240" w:lineRule="auto"/>
-        <w:ind w:left="259" w:hanging="187"/>
-      </w:pPr>
-      <w:r>
-        <w:rPr>
-          <w:rFonts w:ascii="Calibri" w:hAnsi="Calibri"/>
-          <w:sz w:val="20"/>
-        </w:rPr>
-        <w:t>Built analytical models for the transportation function that exposed critical deficiencies in the bidding process, delivering recommendations worth $10M in annual cost savings.</w:t>
-      </w:r>
-    </w:p>
-    <w:p>
-      <w:pPr>
-        <w:pStyle w:val="ListBullet"/>
-        <w:spacing w:after="40" w:before="0" w:line="240" w:lineRule="auto"/>
-        <w:ind w:left="259" w:hanging="187"/>
-      </w:pPr>
-      <w:r>
-        <w:rPr>
-          <w:rFonts w:ascii="Calibri" w:hAnsi="Calibri"/>
-          <w:sz w:val="20"/>
-        </w:rPr>
-        <w:t>Developed SQL and Python analyses across large-scale sales datasets to surface demand-supply imbalances, improving forecast accuracy 25% and informing inventory and capacity decisions.</w:t>
-      </w:r>
-    </w:p>
-    <w:p>
-      <w:pPr>
-        <w:pStyle w:val="ListBullet"/>
-        <w:spacing w:after="40" w:before="0" w:line="240" w:lineRule="auto"/>
-        <w:ind w:left="259" w:hanging="187"/>
-      </w:pPr>
-      <w:r>
-        <w:rPr>
-          <w:rFonts w:ascii="Calibri" w:hAnsi="Calibri"/>
-          <w:sz w:val="20"/>
-        </w:rPr>
-        <w:t>Designed a carton-sizing optimization model that saved 200 man-hours per month through data-driven change to inventory processes.</w:t>
+        <w:t>Own data quality and governance processes across cross-functional analytics initiatives, maintaining review controls, ownership clarity and standards adoption that keep enterprise reporting trusted.</w:t>
       </w:r>
     </w:p>
     <w:p>
@@ -471,35 +491,7 @@
           <w:rFonts w:ascii="Calibri" w:hAnsi="Calibri"/>
           <w:sz w:val="20"/>
         </w:rPr>
-        <w:t>Conducted cost-benefit and root cause analysis in SQL, Power BI and Tableau across pharmaceutical operations, identifying inefficiencies that drove a $50M reduction in logistics costs.</w:t>
-      </w:r>
-    </w:p>
-    <w:p>
-      <w:pPr>
-        <w:pStyle w:val="ListBullet"/>
-        <w:spacing w:after="40" w:before="0" w:line="240" w:lineRule="auto"/>
-        <w:ind w:left="259" w:hanging="187"/>
-      </w:pPr>
-      <w:r>
-        <w:rPr>
-          <w:rFonts w:ascii="Calibri" w:hAnsi="Calibri"/>
-          <w:sz w:val="20"/>
-        </w:rPr>
-        <w:t>Managed and analyzed data for 1,000+ pharmaceutical SKUs across East and West Africa, building reporting infrastructure to monitor supply-demand balance and flag inventory risk in real time.</w:t>
-      </w:r>
-    </w:p>
-    <w:p>
-      <w:pPr>
-        <w:pStyle w:val="ListBullet"/>
-        <w:spacing w:after="40" w:before="0" w:line="240" w:lineRule="auto"/>
-        <w:ind w:left="259" w:hanging="187"/>
-      </w:pPr>
-      <w:r>
-        <w:rPr>
-          <w:rFonts w:ascii="Calibri" w:hAnsi="Calibri"/>
-          <w:sz w:val="20"/>
-        </w:rPr>
-        <w:t>Improved demand forecast accuracy 20% through recurring performance reviews with planners and business subject-matter experts, using statistical models and historical trend analysis.</w:t>
+        <w:t>Established a standardized Informatica ETL operating procedure for product data ingestion into SAP, creating consistent, auditable and lineage-traceable data flows across business functions.</w:t>
       </w:r>
     </w:p>
     <w:p>
@@ -527,7 +519,7 @@
           <w:rFonts w:ascii="Calibri" w:hAnsi="Calibri"/>
           <w:sz w:val="20"/>
         </w:rPr>
-        <w:t>Ran daily supply-demand gap analysis using VBA, Power BI, Tableau and PowerShell, reducing stockouts 30% through proactive insight delivery.</w:t>
+        <w:t>Validated delivered functionality against documented requirements through structured business acceptance testing at cutover.</w:t>
       </w:r>
     </w:p>
     <w:p>
@@ -541,12 +533,40 @@
           <w:rFonts w:ascii="Calibri" w:hAnsi="Calibri"/>
           <w:sz w:val="20"/>
         </w:rPr>
-        <w:t>Established a standardized Informatica ETL operating procedure for product data ingestion into SAP, creating consistent, auditable and lineage-traceable data flows across business functions.</w:t>
+        <w:t>Performed impact and scope analysis across supported applications and integrations, identifying systems impacts, dependencies and requirement gaps before build.</w:t>
       </w:r>
     </w:p>
     <w:p>
       <w:pPr>
-        <w:spacing w:after="60" w:before="160" w:line="240" w:lineRule="auto"/>
+        <w:pStyle w:val="ListBullet"/>
+        <w:spacing w:after="40" w:before="0" w:line="240" w:lineRule="auto"/>
+        <w:ind w:left="259" w:hanging="187"/>
+      </w:pPr>
+      <w:r>
+        <w:rPr>
+          <w:rFonts w:ascii="Calibri" w:hAnsi="Calibri"/>
+          <w:sz w:val="20"/>
+        </w:rPr>
+        <w:t>Conducted cost-benefit and root cause analysis in SQL, Power BI and Tableau across pharmaceutical operations, identifying inefficiencies that drove a $50M reduction in logistics costs.</w:t>
+      </w:r>
+    </w:p>
+    <w:p>
+      <w:pPr>
+        <w:pStyle w:val="ListBullet"/>
+        <w:spacing w:after="40" w:before="0" w:line="240" w:lineRule="auto"/>
+        <w:ind w:left="259" w:hanging="187"/>
+      </w:pPr>
+      <w:r>
+        <w:rPr>
+          <w:rFonts w:ascii="Calibri" w:hAnsi="Calibri"/>
+          <w:sz w:val="20"/>
+        </w:rPr>
+        <w:t>Managed and analyzed data for 1,000+ pharmaceutical SKUs across East and West Africa, building reporting infrastructure to monitor supply-demand balance and flag inventory risk in real time.</w:t>
+      </w:r>
+    </w:p>
+    <w:p>
+      <w:pPr>
+        <w:spacing w:after="60" w:before="140" w:line="240" w:lineRule="auto"/>
         <w:pBdr>
           <w:bottom w:val="single" w:sz="6" w:space="2" w:color="BFBFBF"/>
         </w:pBdr>
@@ -621,7 +641,7 @@
     </w:p>
     <w:sectPr>
       <w:pgSz w:w="12240" w:h="15840"/>
-      <w:pgMar w:top="720" w:right="936" w:bottom="720" w:left="936" w:header="720" w:footer="720" w:gutter="0"/>
+      <w:pgMar w:top="720" w:right="864" w:bottom="720" w:left="864" w:header="720" w:footer="720" w:gutter="0"/>
       <w:cols w:space="720"/>
       <w:docGrid w:linePitch="360"/>
     </w:sectPr>
